--- a/docs/studyguides/gaussianelimination.docx
+++ b/docs/studyguides/gaussianelimination.docx
@@ -7,7 +7,7 @@
         <w:pStyle w:val="Title"/>
       </w:pPr>
       <w:r>
-        <w:t xml:space="preserve">Introduction to Gaussian elimination</w:t>
+        <w:t xml:space="preserve">Introduction to row reduction</w:t>
       </w:r>
     </w:p>
     <w:p>
@@ -31,7 +31,7 @@
         <w:pStyle w:val="Abstract"/>
       </w:pPr>
       <w:r>
-        <w:t xml:space="preserve">Gaussian elimination is integral to solving systems of simultaneous linear equations. You can use Gaussian elimination to get a</w:t>
+        <w:t xml:space="preserve">Row-reduction (also called Gaussian elimination) is integral to solving systems of simultaneous linear equations. You can use row reduction to get a</w:t>
       </w:r>
       <w:r>
         <w:t xml:space="preserve"> </w:t>
@@ -75,6 +75,10 @@
         </w:r>
       </w:hyperlink>
       <w:r>
+        <w:rPr>
+          <w:i/>
+          <w:iCs/>
+        </w:rPr>
         <w:t xml:space="preserve"> </w:t>
       </w:r>
       <w:r>

--- a/docs/studyguides/gaussianelimination.docx
+++ b/docs/studyguides/gaussianelimination.docx
@@ -64,7 +64,7 @@
         </w:rPr>
         <w:t xml:space="preserve"> </w:t>
       </w:r>
-      <w:hyperlink r:id="rId20">
+      <w:hyperlink r:id="rId9">
         <w:r>
           <w:rPr>
             <w:rStyle w:val="Hyperlink"/>
@@ -95,7 +95,7 @@
         </w:rPr>
         <w:t xml:space="preserve"> </w:t>
       </w:r>
-      <w:hyperlink r:id="rId21">
+      <w:hyperlink r:id="rId10">
         <w:r>
           <w:rPr>
             <w:rStyle w:val="Hyperlink"/>
@@ -119,7 +119,7 @@
         </w:rPr>
         <w:t xml:space="preserve"> </w:t>
       </w:r>
-      <w:hyperlink r:id="rId22">
+      <w:hyperlink r:id="rId11">
         <w:r>
           <w:rPr>
             <w:rStyle w:val="Hyperlink"/>
@@ -133,7 +133,7 @@
         <w:t xml:space="preserve">.</w:t>
       </w:r>
     </w:p>
-    <w:bookmarkStart w:id="32" w:name="what-is-gaussian-elimination"/>
+    <w:bookmarkStart w:id="21" w:name="what-is-gaussian-elimination"/>
     <w:p>
       <w:pPr>
         <w:pStyle w:val="Heading1"/>
@@ -225,18 +225,18 @@
                 <wp:inline>
                   <wp:extent cx="152400" cy="152400"/>
                   <wp:effectExtent b="0" l="0" r="0" t="0"/>
-                  <wp:docPr descr="" title="" id="24" name="Picture"/>
+                  <wp:docPr descr="" title="" id="13" name="Picture"/>
                   <a:graphic>
                     <a:graphicData uri="http://schemas.openxmlformats.org/drawingml/2006/picture">
                       <pic:pic>
                         <pic:nvPicPr>
-                          <pic:cNvPr descr="/Applications/quarto/share/formats/docx/note.png" id="25" name="Picture"/>
+                          <pic:cNvPr descr="/Applications/quarto/share/formats/docx/note.png" id="14" name="Picture"/>
                           <pic:cNvPicPr>
                             <a:picLocks noChangeArrowheads="1" noChangeAspect="1"/>
                           </pic:cNvPicPr>
                         </pic:nvPicPr>
                         <pic:blipFill>
-                          <a:blip r:embed="rId23"/>
+                          <a:blip r:embed="rId12"/>
                           <a:stretch>
                             <a:fillRect/>
                           </a:stretch>
@@ -387,18 +387,18 @@
                 <wp:inline>
                   <wp:extent cx="152400" cy="152400"/>
                   <wp:effectExtent b="0" l="0" r="0" t="0"/>
-                  <wp:docPr descr="" title="" id="26" name="Picture"/>
+                  <wp:docPr descr="" title="" id="15" name="Picture"/>
                   <a:graphic>
                     <a:graphicData uri="http://schemas.openxmlformats.org/drawingml/2006/picture">
                       <pic:pic>
                         <pic:nvPicPr>
-                          <pic:cNvPr descr="/Applications/quarto/share/formats/docx/note.png" id="27" name="Picture"/>
+                          <pic:cNvPr descr="/Applications/quarto/share/formats/docx/note.png" id="16" name="Picture"/>
                           <pic:cNvPicPr>
                             <a:picLocks noChangeArrowheads="1" noChangeAspect="1"/>
                           </pic:cNvPicPr>
                         </pic:nvPicPr>
                         <pic:blipFill>
-                          <a:blip r:embed="rId23"/>
+                          <a:blip r:embed="rId12"/>
                           <a:stretch>
                             <a:fillRect/>
                           </a:stretch>
@@ -627,18 +627,18 @@
                 <wp:inline>
                   <wp:extent cx="152400" cy="152400"/>
                   <wp:effectExtent b="0" l="0" r="0" t="0"/>
-                  <wp:docPr descr="" title="" id="28" name="Picture"/>
+                  <wp:docPr descr="" title="" id="17" name="Picture"/>
                   <a:graphic>
                     <a:graphicData uri="http://schemas.openxmlformats.org/drawingml/2006/picture">
                       <pic:pic>
                         <pic:nvPicPr>
-                          <pic:cNvPr descr="/Applications/quarto/share/formats/docx/note.png" id="29" name="Picture"/>
+                          <pic:cNvPr descr="/Applications/quarto/share/formats/docx/note.png" id="18" name="Picture"/>
                           <pic:cNvPicPr>
                             <a:picLocks noChangeArrowheads="1" noChangeAspect="1"/>
                           </pic:cNvPicPr>
                         </pic:nvPicPr>
                         <pic:blipFill>
-                          <a:blip r:embed="rId23"/>
+                          <a:blip r:embed="rId12"/>
                           <a:stretch>
                             <a:fillRect/>
                           </a:stretch>
@@ -786,18 +786,18 @@
                 <wp:inline>
                   <wp:extent cx="152400" cy="152400"/>
                   <wp:effectExtent b="0" l="0" r="0" t="0"/>
-                  <wp:docPr descr="" title="" id="30" name="Picture"/>
+                  <wp:docPr descr="" title="" id="19" name="Picture"/>
                   <a:graphic>
                     <a:graphicData uri="http://schemas.openxmlformats.org/drawingml/2006/picture">
                       <pic:pic>
                         <pic:nvPicPr>
-                          <pic:cNvPr descr="/Applications/quarto/share/formats/docx/note.png" id="31" name="Picture"/>
+                          <pic:cNvPr descr="/Applications/quarto/share/formats/docx/note.png" id="20" name="Picture"/>
                           <pic:cNvPicPr>
                             <a:picLocks noChangeArrowheads="1" noChangeAspect="1"/>
                           </pic:cNvPicPr>
                         </pic:nvPicPr>
                         <pic:blipFill>
-                          <a:blip r:embed="rId23"/>
+                          <a:blip r:embed="rId12"/>
                           <a:stretch>
                             <a:fillRect/>
                           </a:stretch>
@@ -977,8 +977,8 @@
         </w:tc>
       </w:tr>
     </w:tbl>
-    <w:bookmarkEnd w:id="32"/>
-    <w:bookmarkStart w:id="43" w:name="elementary-row-operations-e.r.o.s"/>
+    <w:bookmarkEnd w:id="21"/>
+    <w:bookmarkStart w:id="32" w:name="elementary-row-operations-e.r.o.s"/>
     <w:p>
       <w:pPr>
         <w:pStyle w:val="Heading1"/>
@@ -1154,18 +1154,18 @@
                 <wp:inline>
                   <wp:extent cx="152400" cy="152400"/>
                   <wp:effectExtent b="0" l="0" r="0" t="0"/>
-                  <wp:docPr descr="" title="" id="33" name="Picture"/>
+                  <wp:docPr descr="" title="" id="22" name="Picture"/>
                   <a:graphic>
                     <a:graphicData uri="http://schemas.openxmlformats.org/drawingml/2006/picture">
                       <pic:pic>
                         <pic:nvPicPr>
-                          <pic:cNvPr descr="/Applications/quarto/share/formats/docx/note.png" id="34" name="Picture"/>
+                          <pic:cNvPr descr="/Applications/quarto/share/formats/docx/note.png" id="23" name="Picture"/>
                           <pic:cNvPicPr>
                             <a:picLocks noChangeArrowheads="1" noChangeAspect="1"/>
                           </pic:cNvPicPr>
                         </pic:nvPicPr>
                         <pic:blipFill>
-                          <a:blip r:embed="rId23"/>
+                          <a:blip r:embed="rId12"/>
                           <a:stretch>
                             <a:fillRect/>
                           </a:stretch>
@@ -1277,18 +1277,18 @@
                 <wp:inline>
                   <wp:extent cx="152400" cy="152400"/>
                   <wp:effectExtent b="0" l="0" r="0" t="0"/>
-                  <wp:docPr descr="" title="" id="35" name="Picture"/>
+                  <wp:docPr descr="" title="" id="24" name="Picture"/>
                   <a:graphic>
                     <a:graphicData uri="http://schemas.openxmlformats.org/drawingml/2006/picture">
                       <pic:pic>
                         <pic:nvPicPr>
-                          <pic:cNvPr descr="/Applications/quarto/share/formats/docx/note.png" id="36" name="Picture"/>
+                          <pic:cNvPr descr="/Applications/quarto/share/formats/docx/note.png" id="25" name="Picture"/>
                           <pic:cNvPicPr>
                             <a:picLocks noChangeArrowheads="1" noChangeAspect="1"/>
                           </pic:cNvPicPr>
                         </pic:nvPicPr>
                         <pic:blipFill>
-                          <a:blip r:embed="rId23"/>
+                          <a:blip r:embed="rId12"/>
                           <a:stretch>
                             <a:fillRect/>
                           </a:stretch>
@@ -1791,18 +1791,18 @@
                 <wp:inline>
                   <wp:extent cx="152400" cy="152400"/>
                   <wp:effectExtent b="0" l="0" r="0" t="0"/>
-                  <wp:docPr descr="" title="" id="37" name="Picture"/>
+                  <wp:docPr descr="" title="" id="26" name="Picture"/>
                   <a:graphic>
                     <a:graphicData uri="http://schemas.openxmlformats.org/drawingml/2006/picture">
                       <pic:pic>
                         <pic:nvPicPr>
-                          <pic:cNvPr descr="/Applications/quarto/share/formats/docx/note.png" id="38" name="Picture"/>
+                          <pic:cNvPr descr="/Applications/quarto/share/formats/docx/note.png" id="27" name="Picture"/>
                           <pic:cNvPicPr>
                             <a:picLocks noChangeArrowheads="1" noChangeAspect="1"/>
                           </pic:cNvPicPr>
                         </pic:nvPicPr>
                         <pic:blipFill>
-                          <a:blip r:embed="rId23"/>
+                          <a:blip r:embed="rId12"/>
                           <a:stretch>
                             <a:fillRect/>
                           </a:stretch>
@@ -1932,31 +1932,33 @@
               <w:t xml:space="preserve"> </w:t>
             </w:r>
             <m:oMath>
-              <m:d>
-                <m:dPr>
-                  <m:begChr m:val="["/>
-                  <m:sepChr m:val=""/>
-                  <m:endChr m:val="]"/>
-                  <m:grow/>
-                </m:dPr>
-                <m:e>
-                  <m:r>
-                    <m:t>1</m:t>
-                  </m:r>
-                  <m:r>
-                    <m:t> </m:t>
-                  </m:r>
-                  <m:r>
-                    <m:t>1</m:t>
-                  </m:r>
-                  <m:r>
-                    <m:t> </m:t>
-                  </m:r>
-                  <m:r>
-                    <m:t>3</m:t>
-                  </m:r>
-                </m:e>
-              </m:d>
+              <m:r>
+                <m:rPr>
+                  <m:sty m:val="p"/>
+                </m:rPr>
+                <m:t>[</m:t>
+              </m:r>
+              <m:r>
+                <m:t>1</m:t>
+              </m:r>
+              <m:r>
+                <m:t> </m:t>
+              </m:r>
+              <m:r>
+                <m:t>1</m:t>
+              </m:r>
+              <m:r>
+                <m:t> </m:t>
+              </m:r>
+              <m:r>
+                <m:t>3</m:t>
+              </m:r>
+              <m:r>
+                <m:rPr>
+                  <m:sty m:val="p"/>
+                </m:rPr>
+                <m:t>]</m:t>
+              </m:r>
             </m:oMath>
             <w:r>
               <w:t xml:space="preserve"> </w:t>
@@ -1968,31 +1970,33 @@
               <w:t xml:space="preserve"> </w:t>
             </w:r>
             <m:oMath>
-              <m:d>
-                <m:dPr>
-                  <m:begChr m:val="["/>
-                  <m:sepChr m:val=""/>
-                  <m:endChr m:val="]"/>
-                  <m:grow/>
-                </m:dPr>
-                <m:e>
-                  <m:r>
-                    <m:t>3</m:t>
-                  </m:r>
-                  <m:r>
-                    <m:t> </m:t>
-                  </m:r>
-                  <m:r>
-                    <m:t>0</m:t>
-                  </m:r>
-                  <m:r>
-                    <m:t> </m:t>
-                  </m:r>
-                  <m:r>
-                    <m:t>3</m:t>
-                  </m:r>
-                </m:e>
-              </m:d>
+              <m:r>
+                <m:rPr>
+                  <m:sty m:val="p"/>
+                </m:rPr>
+                <m:t>[</m:t>
+              </m:r>
+              <m:r>
+                <m:t>3</m:t>
+              </m:r>
+              <m:r>
+                <m:t> </m:t>
+              </m:r>
+              <m:r>
+                <m:t>0</m:t>
+              </m:r>
+              <m:r>
+                <m:t> </m:t>
+              </m:r>
+              <m:r>
+                <m:t>3</m:t>
+              </m:r>
+              <m:r>
+                <m:rPr>
+                  <m:sty m:val="p"/>
+                </m:rPr>
+                <m:t>]</m:t>
+              </m:r>
             </m:oMath>
             <w:r>
               <w:t xml:space="preserve"> </w:t>
@@ -2363,18 +2367,18 @@
                 <wp:inline>
                   <wp:extent cx="152400" cy="152400"/>
                   <wp:effectExtent b="0" l="0" r="0" t="0"/>
-                  <wp:docPr descr="" title="" id="39" name="Picture"/>
+                  <wp:docPr descr="" title="" id="28" name="Picture"/>
                   <a:graphic>
                     <a:graphicData uri="http://schemas.openxmlformats.org/drawingml/2006/picture">
                       <pic:pic>
                         <pic:nvPicPr>
-                          <pic:cNvPr descr="/Applications/quarto/share/formats/docx/note.png" id="40" name="Picture"/>
+                          <pic:cNvPr descr="/Applications/quarto/share/formats/docx/note.png" id="29" name="Picture"/>
                           <pic:cNvPicPr>
                             <a:picLocks noChangeArrowheads="1" noChangeAspect="1"/>
                           </pic:cNvPicPr>
                         </pic:nvPicPr>
                         <pic:blipFill>
-                          <a:blip r:embed="rId23"/>
+                          <a:blip r:embed="rId12"/>
                           <a:stretch>
                             <a:fillRect/>
                           </a:stretch>
@@ -2767,18 +2771,18 @@
                 <wp:inline>
                   <wp:extent cx="152400" cy="152400"/>
                   <wp:effectExtent b="0" l="0" r="0" t="0"/>
-                  <wp:docPr descr="" title="" id="41" name="Picture"/>
+                  <wp:docPr descr="" title="" id="30" name="Picture"/>
                   <a:graphic>
                     <a:graphicData uri="http://schemas.openxmlformats.org/drawingml/2006/picture">
                       <pic:pic>
                         <pic:nvPicPr>
-                          <pic:cNvPr descr="/Applications/quarto/share/formats/docx/note.png" id="42" name="Picture"/>
+                          <pic:cNvPr descr="/Applications/quarto/share/formats/docx/note.png" id="31" name="Picture"/>
                           <pic:cNvPicPr>
                             <a:picLocks noChangeArrowheads="1" noChangeAspect="1"/>
                           </pic:cNvPicPr>
                         </pic:nvPicPr>
                         <pic:blipFill>
-                          <a:blip r:embed="rId23"/>
+                          <a:blip r:embed="rId12"/>
                           <a:stretch>
                             <a:fillRect/>
                           </a:stretch>
@@ -2862,8 +2866,8 @@
         </w:tc>
       </w:tr>
     </w:tbl>
-    <w:bookmarkEnd w:id="43"/>
-    <w:bookmarkStart w:id="54" w:name="X608f3a30ac42d700117467ec8466968783f16b6"/>
+    <w:bookmarkEnd w:id="32"/>
+    <w:bookmarkStart w:id="43" w:name="X608f3a30ac42d700117467ec8466968783f16b6"/>
     <w:p>
       <w:pPr>
         <w:pStyle w:val="Heading1"/>
@@ -2989,18 +2993,18 @@
                 <wp:inline>
                   <wp:extent cx="152400" cy="152400"/>
                   <wp:effectExtent b="0" l="0" r="0" t="0"/>
-                  <wp:docPr descr="" title="" id="44" name="Picture"/>
+                  <wp:docPr descr="" title="" id="33" name="Picture"/>
                   <a:graphic>
                     <a:graphicData uri="http://schemas.openxmlformats.org/drawingml/2006/picture">
                       <pic:pic>
                         <pic:nvPicPr>
-                          <pic:cNvPr descr="/Applications/quarto/share/formats/docx/note.png" id="45" name="Picture"/>
+                          <pic:cNvPr descr="/Applications/quarto/share/formats/docx/note.png" id="34" name="Picture"/>
                           <pic:cNvPicPr>
                             <a:picLocks noChangeArrowheads="1" noChangeAspect="1"/>
                           </pic:cNvPicPr>
                         </pic:nvPicPr>
                         <pic:blipFill>
-                          <a:blip r:embed="rId23"/>
+                          <a:blip r:embed="rId12"/>
                           <a:stretch>
                             <a:fillRect/>
                           </a:stretch>
@@ -3112,18 +3116,18 @@
                 <wp:inline>
                   <wp:extent cx="152400" cy="152400"/>
                   <wp:effectExtent b="0" l="0" r="0" t="0"/>
-                  <wp:docPr descr="" title="" id="46" name="Picture"/>
+                  <wp:docPr descr="" title="" id="35" name="Picture"/>
                   <a:graphic>
                     <a:graphicData uri="http://schemas.openxmlformats.org/drawingml/2006/picture">
                       <pic:pic>
                         <pic:nvPicPr>
-                          <pic:cNvPr descr="/Applications/quarto/share/formats/docx/note.png" id="47" name="Picture"/>
+                          <pic:cNvPr descr="/Applications/quarto/share/formats/docx/note.png" id="36" name="Picture"/>
                           <pic:cNvPicPr>
                             <a:picLocks noChangeArrowheads="1" noChangeAspect="1"/>
                           </pic:cNvPicPr>
                         </pic:nvPicPr>
                         <pic:blipFill>
-                          <a:blip r:embed="rId23"/>
+                          <a:blip r:embed="rId12"/>
                           <a:stretch>
                             <a:fillRect/>
                           </a:stretch>
@@ -4354,18 +4358,18 @@
                 <wp:inline>
                   <wp:extent cx="152400" cy="152400"/>
                   <wp:effectExtent b="0" l="0" r="0" t="0"/>
-                  <wp:docPr descr="" title="" id="48" name="Picture"/>
+                  <wp:docPr descr="" title="" id="37" name="Picture"/>
                   <a:graphic>
                     <a:graphicData uri="http://schemas.openxmlformats.org/drawingml/2006/picture">
                       <pic:pic>
                         <pic:nvPicPr>
-                          <pic:cNvPr descr="/Applications/quarto/share/formats/docx/note.png" id="49" name="Picture"/>
+                          <pic:cNvPr descr="/Applications/quarto/share/formats/docx/note.png" id="38" name="Picture"/>
                           <pic:cNvPicPr>
                             <a:picLocks noChangeArrowheads="1" noChangeAspect="1"/>
                           </pic:cNvPicPr>
                         </pic:nvPicPr>
                         <pic:blipFill>
-                          <a:blip r:embed="rId23"/>
+                          <a:blip r:embed="rId12"/>
                           <a:stretch>
                             <a:fillRect/>
                           </a:stretch>
@@ -6848,18 +6852,18 @@
                 <wp:inline>
                   <wp:extent cx="152400" cy="152400"/>
                   <wp:effectExtent b="0" l="0" r="0" t="0"/>
-                  <wp:docPr descr="" title="" id="50" name="Picture"/>
+                  <wp:docPr descr="" title="" id="39" name="Picture"/>
                   <a:graphic>
                     <a:graphicData uri="http://schemas.openxmlformats.org/drawingml/2006/picture">
                       <pic:pic>
                         <pic:nvPicPr>
-                          <pic:cNvPr descr="/Applications/quarto/share/formats/docx/note.png" id="51" name="Picture"/>
+                          <pic:cNvPr descr="/Applications/quarto/share/formats/docx/note.png" id="40" name="Picture"/>
                           <pic:cNvPicPr>
                             <a:picLocks noChangeArrowheads="1" noChangeAspect="1"/>
                           </pic:cNvPicPr>
                         </pic:nvPicPr>
                         <pic:blipFill>
-                          <a:blip r:embed="rId23"/>
+                          <a:blip r:embed="rId12"/>
                           <a:stretch>
                             <a:fillRect/>
                           </a:stretch>
@@ -9932,18 +9936,18 @@
                 <wp:inline>
                   <wp:extent cx="152400" cy="152400"/>
                   <wp:effectExtent b="0" l="0" r="0" t="0"/>
-                  <wp:docPr descr="" title="" id="52" name="Picture"/>
+                  <wp:docPr descr="" title="" id="41" name="Picture"/>
                   <a:graphic>
                     <a:graphicData uri="http://schemas.openxmlformats.org/drawingml/2006/picture">
                       <pic:pic>
                         <pic:nvPicPr>
-                          <pic:cNvPr descr="/Applications/quarto/share/formats/docx/note.png" id="53" name="Picture"/>
+                          <pic:cNvPr descr="/Applications/quarto/share/formats/docx/note.png" id="42" name="Picture"/>
                           <pic:cNvPicPr>
                             <a:picLocks noChangeArrowheads="1" noChangeAspect="1"/>
                           </pic:cNvPicPr>
                         </pic:nvPicPr>
                         <pic:blipFill>
-                          <a:blip r:embed="rId23"/>
+                          <a:blip r:embed="rId12"/>
                           <a:stretch>
                             <a:fillRect/>
                           </a:stretch>
@@ -14066,8 +14070,8 @@
         </w:tc>
       </w:tr>
     </w:tbl>
-    <w:bookmarkEnd w:id="54"/>
-    <w:bookmarkStart w:id="55" w:name="quick-check-problems"/>
+    <w:bookmarkEnd w:id="43"/>
+    <w:bookmarkStart w:id="44" w:name="quick-check-problems"/>
     <w:p>
       <w:pPr>
         <w:pStyle w:val="Heading1"/>
@@ -14076,8 +14080,8 @@
         <w:t xml:space="preserve">Quick check problems</w:t>
       </w:r>
     </w:p>
-    <w:bookmarkEnd w:id="55"/>
-    <w:bookmarkStart w:id="59" w:name="further-reading"/>
+    <w:bookmarkEnd w:id="44"/>
+    <w:bookmarkStart w:id="48" w:name="further-reading"/>
     <w:p>
       <w:pPr>
         <w:pStyle w:val="Heading1"/>
@@ -14090,7 +14094,7 @@
       <w:pPr>
         <w:pStyle w:val="FirstParagraph"/>
       </w:pPr>
-      <w:hyperlink r:id="rId56">
+      <w:hyperlink r:id="rId45">
         <w:r>
           <w:rPr>
             <w:rStyle w:val="Hyperlink"/>
@@ -14121,7 +14125,7 @@
         <w:t xml:space="preserve">[For examples of using Gaussian elimination, please see Guide: Applications of Gaussian elimination]</w:t>
       </w:r>
     </w:p>
-    <w:bookmarkStart w:id="58" w:name="version-history"/>
+    <w:bookmarkStart w:id="47" w:name="version-history"/>
     <w:p>
       <w:pPr>
         <w:pStyle w:val="Heading2"/>
@@ -14142,7 +14146,7 @@
       <w:pPr>
         <w:pStyle w:val="BodyText"/>
       </w:pPr>
-      <w:hyperlink r:id="rId57">
+      <w:hyperlink r:id="rId46">
         <w:r>
           <w:rPr>
             <w:rStyle w:val="Hyperlink"/>
@@ -14151,8 +14155,8 @@
         </w:r>
       </w:hyperlink>
     </w:p>
-    <w:bookmarkEnd w:id="58"/>
-    <w:bookmarkEnd w:id="59"/>
+    <w:bookmarkEnd w:id="47"/>
+    <w:bookmarkEnd w:id="48"/>
     <w:sectPr>
       <w:pgSz w:h="15840" w:w="12240"/>
       <w:pgMar w:bottom="1440" w:footer="720" w:gutter="0" w:header="720" w:left="1440" w:right="1440" w:top="1440"/>
